--- a/output/students/Case Document - Variation 1 (Open Brief).docx
+++ b/output/students/Case Document - Variation 1 (Open Brief).docx
@@ -243,7 +243,7 @@
     </w:p>
     <w:p>
       <w:r>
-        <w:t xml:space="preserve">The data comes as CSV, Excel, SQLite, DuckDB and Parquet files, with identical values in each. For a website, the CSV file (8.6 MB) is the simplest choice. The Parquet file is smaller (about 2 MB), but reading it in a browser takes an extra library.</w:t>
+        <w:t xml:space="preserve">The data comes as CSV, Excel, SQLite, DuckDB and Parquet files, with identical values in each. For a website, the CSV file (about 9 MB) is the simplest choice. The Parquet file is smaller (about 2 MB), but reading it in a browser takes an extra library.</w:t>
       </w:r>
     </w:p>
     <w:p>
@@ -255,7 +255,7 @@
         <w:t xml:space="preserve">Read the data description sheet before you start, and give it to your agent before it writes any analysis code.</w:t>
       </w:r>
       <w:r>
-        <w:t xml:space="preserve"> The sheet explains every column. It also explains five problems in the data that will trip up any analysis that ignores them:</w:t>
+        <w:t xml:space="preserve"> The sheet explains every column. It also explains, under "Five things that will bite you," five problems in the data that will trip up any analysis that ignores them:</w:t>
       </w:r>
     </w:p>
     <w:p>
@@ -325,10 +325,10 @@
           <w:b/>
           <w:bCs/>
         </w:rPr>
-        <w:t xml:space="preserve">Street addresses repeat</w:t>
-      </w:r>
-      <w:r>
-        <w:t xml:space="preserve"> because condo and apartment units share an address. Never remove duplicates by address.</w:t>
+        <w:t xml:space="preserve">Street addresses repeat.</w:t>
+      </w:r>
+      <w:r>
+        <w:t xml:space="preserve"> Condo and apartment units can share an address, so never remove a sale just because its address repeats.</w:t>
       </w:r>
     </w:p>
     <w:p>
@@ -521,7 +521,7 @@
         <w:t xml:space="preserve">The site reads its data from files in the repository.</w:t>
       </w:r>
       <w:r>
-        <w:t xml:space="preserve"> If you prepare summary files from the full dataset, commit the script that made them, so anyone can reproduce them.</w:t>
+        <w:t xml:space="preserve"> If you prepare summary files from the full dataset, commit the script that made them and the data file it reads, so anyone can reproduce them. A script that prepares data files is fine; the site itself must run without a build step.</w:t>
       </w:r>
     </w:p>
     <w:p>
@@ -769,7 +769,7 @@
         <w:spacing w:after="60"/>
       </w:pPr>
       <w:r>
-        <w:t xml:space="preserve">"How we checked our numbers": at least three numbers shown on the site, each with the separate calculation that confirms it, such as a spreadsheet formula, a SQL query or a short script</w:t>
+        <w:t xml:space="preserve">"How we checked our numbers": at least three numbers shown on the site, each with a calculation that confirms it and is separate from the site's own code, such as a spreadsheet formula, a SQL query or a short script</w:t>
       </w:r>
     </w:p>
     <w:p>
@@ -848,7 +848,7 @@
         <w:t xml:space="preserve">A reflection of 400 to 600 words</w:t>
       </w:r>
       <w:r>
-        <w:t xml:space="preserve"> that answers these questions:</w:t>
+        <w:t xml:space="preserve"> that answers these questions. Submit it to your instructor; it does not go in your repository.</w:t>
       </w:r>
     </w:p>
     <w:p>

--- a/output/students/Case Document - Variation 1 (Open Brief).docx
+++ b/output/students/Case Document - Variation 1 (Open Brief).docx
@@ -155,7 +155,7 @@
     </w:p>
     <w:p>
       <w:r>
-        <w:t xml:space="preserve">You will work with the College-town home sales dataset (version 1.0). It holds 35,529 completed home sales around 11 university campuses, in 18 cities across 11 states, collected in March 2026.</w:t>
+        <w:t xml:space="preserve">You will work with the College-town home sales dataset (version 1.0). It holds 35,442 completed home sales around 11 university campuses, in 18 cities across 11 states, collected in March 2026.</w:t>
       </w:r>
     </w:p>
     <w:p>
@@ -325,10 +325,10 @@
           <w:b/>
           <w:bCs/>
         </w:rPr>
-        <w:t xml:space="preserve">Street addresses repeat.</w:t>
-      </w:r>
-      <w:r>
-        <w:t xml:space="preserve"> Condo and apartment units can share an address, so never remove a sale just because its address repeats.</w:t>
+        <w:t xml:space="preserve">Street addresses repeat</w:t>
+      </w:r>
+      <w:r>
+        <w:t xml:space="preserve"> because condo and apartment units share an address. Never remove duplicates by address.</w:t>
       </w:r>
     </w:p>
     <w:p>
@@ -1727,7 +1727,7 @@
         <w:spacing w:after="80"/>
       </w:pPr>
       <w:r>
-        <w:t xml:space="preserve">Ask the agent for a first page that loads the data and shows the number of rows (35,529). Then publish it.</w:t>
+        <w:t xml:space="preserve">Ask the agent for a first page that loads the data and shows the number of rows (35,442). Then publish it.</w:t>
       </w:r>
     </w:p>
     <w:p>

--- a/output/students/Case Document - Variation 1 (Open Brief).docx
+++ b/output/students/Case Document - Variation 1 (Open Brief).docx
@@ -243,7 +243,7 @@
     </w:p>
     <w:p>
       <w:r>
-        <w:t xml:space="preserve">The data comes as CSV, Excel, SQLite, DuckDB and Parquet files, with identical values in each. For a website, the CSV file (about 9 MB) is the simplest choice. The Parquet file is smaller (about 2 MB), but reading it in a browser takes an extra library.</w:t>
+        <w:t xml:space="preserve">The data comes as CSV, Excel, SQLite, DuckDB and Parquet files, with identical values in each. All five are already in the starter repository you will create (see "Getting started"). For a website, the CSV file (about 9 MB) is the simplest choice. The Parquet file is smaller (about 2 MB), but reading it in a browser takes an extra library.</w:t>
       </w:r>
     </w:p>
     <w:p>
@@ -704,7 +704,7 @@
         <w:t xml:space="preserve">A README.md file</w:t>
       </w:r>
       <w:r>
-        <w:t xml:space="preserve"> in your repository, containing:</w:t>
+        <w:t xml:space="preserve"> in your repository. The starter repository's README has a section for each item below. Fill them all in, and delete its "Start here" section:</w:t>
       </w:r>
     </w:p>
     <w:p>
@@ -828,7 +828,18 @@
         <w:t xml:space="preserve">An AGENT_LOG.md file</w:t>
       </w:r>
       <w:r>
-        <w:t xml:space="preserve"> in your repository, with dated entries. Each entry records what you asked the agent (paste in your key prompts), what it produced, and what you checked or changed. Include at least one time the agent got something wrong, and how you caught it.</w:t>
+        <w:t xml:space="preserve"> in your repository, with dated entries. Each entry records what you asked the agent (paste in your key prompts), what it produced, and what you checked or changed. Include at least one time the agent got something wrong, and how you caught it. The starter repository's </w:t>
+      </w:r>
+      <w:r>
+        <w:rPr>
+          <w:rFonts w:ascii="Consolas" w:cs="Consolas" w:eastAsia="Consolas" w:hAnsi="Consolas"/>
+          <w:sz w:val="20"/>
+          <w:szCs w:val="20"/>
+        </w:rPr>
+        <w:t xml:space="preserve">AGENT_LOG.md</w:t>
+      </w:r>
+      <w:r>
+        <w:t xml:space="preserve"> gives the outline for an entry.</w:t>
       </w:r>
     </w:p>
     <w:p>
@@ -1630,7 +1641,7 @@
         <w:t xml:space="preserve">Days 1 and 2:</w:t>
       </w:r>
       <w:r>
-        <w:t xml:space="preserve"> set up your accounts, create the repository and publish a first page on GitHub Pages.</w:t>
+        <w:t xml:space="preserve"> set up your accounts, create your repository from the starter template and publish a first page on GitHub Pages.</w:t>
       </w:r>
     </w:p>
     <w:p>
@@ -1701,7 +1712,18 @@
         <w:spacing w:after="80"/>
       </w:pPr>
       <w:r>
-        <w:t xml:space="preserve">Create a public GitHub repository and turn on GitHub Pages.</w:t>
+        <w:t xml:space="preserve">Create your repository from the case's starter template, </w:t>
+      </w:r>
+      <w:r>
+        <w:rPr>
+          <w:rFonts w:ascii="Consolas" w:cs="Consolas" w:eastAsia="Consolas" w:hAnsi="Consolas"/>
+          <w:sz w:val="20"/>
+          <w:szCs w:val="20"/>
+        </w:rPr>
+        <w:t xml:space="preserve">https://github.com/uidfc-business-emerging-technologies/campus-comparables-template</w:t>
+      </w:r>
+      <w:r>
+        <w:t xml:space="preserve">. It already holds the data, the data description sheet, project instructions for your agent, and outlines of your README and agent log.</w:t>
       </w:r>
     </w:p>
     <w:p>
@@ -1714,7 +1736,7 @@
         <w:spacing w:after="80"/>
       </w:pPr>
       <w:r>
-        <w:t xml:space="preserve">Add the data and the data description sheet to the repository, then give your agent its project instructions.</w:t>
+        <w:t xml:space="preserve">Turn on GitHub Pages, and publish the starter repository's placeholder page.</w:t>
       </w:r>
     </w:p>
     <w:p>
@@ -1727,7 +1749,7 @@
         <w:spacing w:after="80"/>
       </w:pPr>
       <w:r>
-        <w:t xml:space="preserve">Ask the agent for a first page that loads the data and shows the number of rows (35,442). Then publish it.</w:t>
+        <w:t xml:space="preserve">Open the repository in your agent. Ask it for a first page that loads the data and shows the number of rows (35,442). Then publish it.</w:t>
       </w:r>
     </w:p>
     <w:p>
